--- a/companies/northgate-staffing/Engagements/Coleman Ltd/Meeting Minutes 2016-05-27 - Coleman Ltd.docx
+++ b/companies/northgate-staffing/Engagements/Coleman Ltd/Meeting Minutes 2016-05-27 - Coleman Ltd.docx
@@ -7,12 +7,12 @@
         <w:pStyle w:val="Heading1"/>
       </w:pPr>
       <w:r>
-        <w:t>Working Session Minutes — Vice President of Engineering Search</w:t>
+        <w:t>Working Session: VP Engineering Search for Coleman Ltd</w:t>
       </w:r>
     </w:p>
     <w:p>
       <w:r>
-        <w:t>These minutes record the working session held with our client to review progress on the Vice President of Engineering search for Coleman Ltd. The purpose of the session was to assess the developing long list and to plan the first round of client interviews. The notes below are a summary. Where a decision was reached, it is marked as such; where a matter was left open, that is noted too.</w:t>
+        <w:t>The session was held at the client's offices and ran ninety minutes. Its purpose was to review the interim list and to settle the compensation question before we take the search any further. One decision was reached and two questions were left open. Each is recorded below with the person who owns it.</w:t>
       </w:r>
     </w:p>
     <w:p>
@@ -28,7 +28,7 @@
         <w:pStyle w:val="ListBullet"/>
       </w:pPr>
       <w:r>
-        <w:t>John Chang, Research Associate</w:t>
+        <w:t>Michael Martin, Chief Operating Officer, Coleman Ltd</w:t>
       </w:r>
     </w:p>
     <w:p>
@@ -36,7 +36,7 @@
         <w:pStyle w:val="ListBullet"/>
       </w:pPr>
       <w:r>
-        <w:t>Jeffrey Patterson, Research Consultant</w:t>
+        <w:t>Jeffrey Patterson, Research Consultant, Northgate Talent Partners</w:t>
       </w:r>
     </w:p>
     <w:p>
@@ -44,7 +44,7 @@
         <w:pStyle w:val="ListBullet"/>
       </w:pPr>
       <w:r>
-        <w:t>James Grant, Senior Consultant</w:t>
+        <w:t>James Grant, Senior Consultant, Northgate Talent Partners</w:t>
       </w:r>
     </w:p>
     <w:p>
@@ -52,7 +52,7 @@
         <w:pStyle w:val="ListBullet"/>
       </w:pPr>
       <w:r>
-        <w:t>Michael Martin, Chief Operating Officer, Coleman Ltd</w:t>
+        <w:t>John Chang, Research Associate, Northgate Talent Partners</w:t>
       </w:r>
     </w:p>
     <w:p>
@@ -60,22 +60,22 @@
         <w:pStyle w:val="Heading2"/>
       </w:pPr>
       <w:r>
-        <w:t>Where the search stands</w:t>
+        <w:t>The interim list</w:t>
       </w:r>
     </w:p>
     <w:p>
       <w:r>
-        <w:t>John Chang presented the market map and the long list built from it. The list is deliberately broad at this stage, and it will narrow as the approaches return. James Grant observed that the quality of the pool is consistent with the specification, though he cautioned that two of the most attractive names may prove difficult to move.</w:t>
+        <w:t>Jeffrey Patterson took the meeting through the seven prospects currently in conversation, describing each by their present role and the scale of the organization they run. Four were assessed as likely to reach the slate. Two are strong on the platform work and thin on the size of team they have carried. One is stronger than the specification asked for and correspondingly less likely to move.</w:t>
       </w:r>
     </w:p>
     <w:p>
       <w:r>
-        <w:t>Consistent with the firm's practice, candidates were discussed by their current role rather than by name. The group considered, in particular, an engineering lead at a regional logistics group and a divisional head of engineering at a listed software company. Both were judged worth a discreet approach. No commitment was made on either, and neither has been contacted as of this session.</w:t>
+        <w:t>The meeting agreed that the four are enough to build a slate around if one more of comparable weight can be found in the adjacent sectors now being worked.</w:t>
       </w:r>
     </w:p>
     <w:p>
       <w:r>
-        <w:t>There was a short discussion of coverage. James Grant asked whether the map had reached far enough into the software sector, and John Chang undertook to extend it into two adjacent fields before the next review. It was agreed that a wider map was worth the additional time it would take, and that the list should not be closed prematurely. The group recorded no concern about the pace of the work to date.</w:t>
+        <w:t>One prospect who had been in conversation since April withdrew during the week before the session, having been promoted inside their current company. Jeffrey Patterson noted that this is the second withdrawal of that kind on this search, and that both came from the same sector, which may say something about how that sector is currently retaining its engineering leadership.</w:t>
       </w:r>
     </w:p>
     <w:p>
@@ -83,17 +83,56 @@
         <w:pStyle w:val="Heading2"/>
       </w:pPr>
       <w:r>
-        <w:t>The client interviews</w:t>
+        <w:t>Compensation</w:t>
       </w:r>
     </w:p>
     <w:p>
       <w:r>
-        <w:t>Michael Martin set out how he would like the first round to run. He asked that interviews be kept to a small panel on his side, and that scheduling flow through Jeffrey Patterson to avoid crossed wires. He was measured about timing, and asked that we not compress the process at the expense of thorough references.</w:t>
+        <w:t>Michael Martin raised the compensation band, which he described as the constraint he is least able to move. James Grant said, and asked that it be recorded, that the band as written will not hold the two strongest people in the current group, and that we should learn that now instead of at offer. He did not press for a decision at the session and accepted that the client needs to take it internally.</w:t>
       </w:r>
     </w:p>
     <w:p>
       <w:r>
-        <w:t>It was agreed that a first slate would not be presented until the current approaches have run their course. James Grant will judge readiness rather than commit to a fixed date. This qualification matters, in the group's view: the field is still widening, and a premature slate would serve no one. The point was recorded so that it is not revisited without cause.</w:t>
+        <w:t>It was agreed that Coleman Ltd will come back to us on the band, and that in the meantime we will continue to describe the role by its scope and not by its package.</w:t>
+      </w:r>
+    </w:p>
+    <w:p>
+      <w:pPr>
+        <w:pStyle w:val="Heading2"/>
+      </w:pPr>
+      <w:r>
+        <w:t>Discretion</w:t>
+      </w:r>
+    </w:p>
+    <w:p>
+      <w:r>
+        <w:t>The client asked whether candidates could be identified by name in the papers circulated to his colleagues. Jeffrey Patterson explained our practice, which is that candidates are described by current role until they have told their own employers, and that names enter the written record only once the client interview process begins. The client accepted this without reservation.</w:t>
+      </w:r>
+    </w:p>
+    <w:p>
+      <w:pPr>
+        <w:pStyle w:val="Heading2"/>
+      </w:pPr>
+      <w:r>
+        <w:t>The specification</w:t>
+      </w:r>
+    </w:p>
+    <w:p>
+      <w:r>
+        <w:t>No change to the approved specification was proposed or made. The meeting reviewed the two requirements that have proved hardest to meet together, which are the scale of engineering organization the candidate has run and direct experience of a platform change, and concluded that both should stand. It was noted that the market has so far produced people who are convincing on one or the other more readily than on both.</w:t>
+      </w:r>
+    </w:p>
+    <w:p>
+      <w:pPr>
+        <w:pStyle w:val="Heading2"/>
+      </w:pPr>
+      <w:r>
+        <w:t>Decision</w:t>
+      </w:r>
+    </w:p>
+    <w:p>
+      <w:r>
+        <w:t>The slate will be presented in the second half of June rather than in the first, so that the additional prospect can be assessed properly. The client agreed to hold his own interview dates until the presentation is fixed.</w:t>
       </w:r>
     </w:p>
     <w:p>
@@ -151,7 +190,71 @@
               <w:rPr>
                 <w:b/>
               </w:rPr>
-              <w:t>Timing</w:t>
+              <w:t>By when</w:t>
+            </w:r>
+          </w:p>
+        </w:tc>
+      </w:tr>
+      <w:tr>
+        <w:tc>
+          <w:tcPr>
+            <w:tcW w:type="dxa" w:w="2880"/>
+          </w:tcPr>
+          <w:p>
+            <w:r>
+              <w:t>Michael Martin</w:t>
+            </w:r>
+          </w:p>
+        </w:tc>
+        <w:tc>
+          <w:tcPr>
+            <w:tcW w:type="dxa" w:w="2880"/>
+          </w:tcPr>
+          <w:p>
+            <w:r>
+              <w:t>Take the compensation band internally and return a position on it</w:t>
+            </w:r>
+          </w:p>
+        </w:tc>
+        <w:tc>
+          <w:tcPr>
+            <w:tcW w:type="dxa" w:w="2880"/>
+          </w:tcPr>
+          <w:p>
+            <w:r>
+              <w:t>Two weeks</w:t>
+            </w:r>
+          </w:p>
+        </w:tc>
+      </w:tr>
+      <w:tr>
+        <w:tc>
+          <w:tcPr>
+            <w:tcW w:type="dxa" w:w="2880"/>
+          </w:tcPr>
+          <w:p>
+            <w:r>
+              <w:t>James Grant</w:t>
+            </w:r>
+          </w:p>
+        </w:tc>
+        <w:tc>
+          <w:tcPr>
+            <w:tcW w:type="dxa" w:w="2880"/>
+          </w:tcPr>
+          <w:p>
+            <w:r>
+              <w:t>Complete the assessment interviews on the two adjacent-sector prospects</w:t>
+            </w:r>
+          </w:p>
+        </w:tc>
+        <w:tc>
+          <w:tcPr>
+            <w:tcW w:type="dxa" w:w="2880"/>
+          </w:tcPr>
+          <w:p>
+            <w:r>
+              <w:t>Two weeks</w:t>
             </w:r>
           </w:p>
         </w:tc>
@@ -173,7 +276,7 @@
           </w:tcPr>
           <w:p>
             <w:r>
-              <w:t>Extend the market map into the two adjacent sectors raised in the session and refresh the long list.</w:t>
+              <w:t>Circulate written appraisals of the four likely candidates, by role and without names</w:t>
             </w:r>
           </w:p>
         </w:tc>
@@ -183,39 +286,7 @@
           </w:tcPr>
           <w:p>
             <w:r>
-              <w:t>Ongoing</w:t>
-            </w:r>
-          </w:p>
-        </w:tc>
-      </w:tr>
-      <w:tr>
-        <w:tc>
-          <w:tcPr>
-            <w:tcW w:type="dxa" w:w="2880"/>
-          </w:tcPr>
-          <w:p>
-            <w:r>
-              <w:t>James Grant</w:t>
-            </w:r>
-          </w:p>
-        </w:tc>
-        <w:tc>
-          <w:tcPr>
-            <w:tcW w:type="dxa" w:w="2880"/>
-          </w:tcPr>
-          <w:p>
-            <w:r>
-              <w:t>Frame the approach to the two priority candidates and judge when a slate is ready to present.</w:t>
-            </w:r>
-          </w:p>
-        </w:tc>
-        <w:tc>
-          <w:tcPr>
-            <w:tcW w:type="dxa" w:w="2880"/>
-          </w:tcPr>
-          <w:p>
-            <w:r>
-              <w:t>Coming weeks</w:t>
+              <w:t>One week</w:t>
             </w:r>
           </w:p>
         </w:tc>
@@ -237,7 +308,7 @@
           </w:tcPr>
           <w:p>
             <w:r>
-              <w:t>Coordinate first-round interview scheduling with Michael Martin and hold provisional dates.</w:t>
+              <w:t>Fix the slate presentation date with the client once the band is settled</w:t>
             </w:r>
           </w:p>
         </w:tc>
@@ -247,39 +318,7 @@
           </w:tcPr>
           <w:p>
             <w:r>
-              <w:t>This week</w:t>
-            </w:r>
-          </w:p>
-        </w:tc>
-      </w:tr>
-      <w:tr>
-        <w:tc>
-          <w:tcPr>
-            <w:tcW w:type="dxa" w:w="2880"/>
-          </w:tcPr>
-          <w:p>
-            <w:r>
-              <w:t>Michael Martin</w:t>
-            </w:r>
-          </w:p>
-        </w:tc>
-        <w:tc>
-          <w:tcPr>
-            <w:tcW w:type="dxa" w:w="2880"/>
-          </w:tcPr>
-          <w:p>
-            <w:r>
-              <w:t>Confirm the interview panel on the client side and the compensation band with the board.</w:t>
-            </w:r>
-          </w:p>
-        </w:tc>
-        <w:tc>
-          <w:tcPr>
-            <w:tcW w:type="dxa" w:w="2880"/>
-          </w:tcPr>
-          <w:p>
-            <w:r>
-              <w:t>Before the first round</w:t>
+              <w:t>Two weeks</w:t>
             </w:r>
           </w:p>
         </w:tc>
@@ -287,7 +326,7 @@
     </w:tbl>
     <w:p>
       <w:r>
-        <w:t>The next step is unambiguous. John Chang will complete the extended market map, since the readiness of the slate depends on it, and the group will reconvene once the current approaches have returned.</w:t>
+        <w:t>The next step is the client's position on the compensation band. Everything else in this record waits on it, and the slate date will be fixed within a day of it arriving.</w:t>
       </w:r>
     </w:p>
     <w:sectPr>
